--- a/plantillas_publicidad/certificado_panel_simple_azotea.docx
+++ b/plantillas_publicidad/certificado_panel_simple_azotea.docx
@@ -569,62 +569,6 @@
           <w:rFonts w:ascii="Arial Narrow" w:hAnsi="Arial Narrow"/>
           <w:b/>
           <w:bCs/>
-          <w:sz w:val="24"/>
-          <w:szCs w:val="24"/>
-        </w:rPr>
-      </w:pPr>
-      <w:r>
-        <w:rPr>
-          <w:rFonts w:ascii="Arial Narrow" w:hAnsi="Arial Narrow"/>
-          <w:b/>
-          <w:bCs/>
-        </w:rPr>
-        <w:t>LEYENDA</w:t>
-      </w:r>
-      <w:r>
-        <w:rPr>
-          <w:rFonts w:ascii="Arial Narrow" w:hAnsi="Arial Narrow"/>
-          <w:b/>
-          <w:bCs/>
-        </w:rPr>
-        <w:tab/>
-      </w:r>
-      <w:r>
-        <w:rPr>
-          <w:rFonts w:ascii="Arial Narrow" w:hAnsi="Arial Narrow"/>
-          <w:b/>
-          <w:bCs/>
-        </w:rPr>
-        <w:tab/>
-        <w:t>:</w:t>
-      </w:r>
-      <w:r>
-        <w:rPr>
-          <w:rFonts w:ascii="Arial Narrow" w:hAnsi="Arial Narrow"/>
-          <w:b/>
-          <w:bCs/>
-        </w:rPr>
-        <w:tab/>
-      </w:r>
-      <w:r>
-        <w:rPr>
-          <w:rFonts w:ascii="Arial Narrow" w:hAnsi="Arial Narrow" w:cstheme="minorHAnsi"/>
-          <w:b/>
-          <w:bCs/>
-          <w:noProof/>
-          <w:lang w:val="es-ES"/>
-        </w:rPr>
-        <w:t>{{leyenda}}</w:t>
-      </w:r>
-    </w:p>
-    <w:p>
-      <w:pPr>
-        <w:pStyle w:val="Sinespaciado"/>
-        <w:jc w:val="both"/>
-        <w:rPr>
-          <w:rFonts w:ascii="Arial Narrow" w:hAnsi="Arial Narrow"/>
-          <w:b/>
-          <w:bCs/>
           <w:noProof/>
           <w:color w:val="EE0000"/>
         </w:rPr>
@@ -990,68 +934,6 @@
           <w:rFonts w:ascii="Arial Narrow" w:hAnsi="Arial Narrow"/>
           <w:b/>
           <w:bCs/>
-        </w:rPr>
-      </w:pPr>
-      <w:r>
-        <w:rPr>
-          <w:rFonts w:ascii="Arial Narrow" w:hAnsi="Arial Narrow"/>
-          <w:b/>
-          <w:bCs/>
-        </w:rPr>
-        <w:t>COLOR</w:t>
-      </w:r>
-      <w:r>
-        <w:rPr>
-          <w:rFonts w:ascii="Arial Narrow" w:hAnsi="Arial Narrow"/>
-          <w:b/>
-          <w:bCs/>
-        </w:rPr>
-        <w:tab/>
-      </w:r>
-      <w:r>
-        <w:rPr>
-          <w:rFonts w:ascii="Arial Narrow" w:hAnsi="Arial Narrow"/>
-          <w:b/>
-          <w:bCs/>
-        </w:rPr>
-        <w:tab/>
-      </w:r>
-      <w:r>
-        <w:rPr>
-          <w:rFonts w:ascii="Arial Narrow" w:hAnsi="Arial Narrow"/>
-          <w:b/>
-          <w:bCs/>
-        </w:rPr>
-        <w:tab/>
-        <w:t>:</w:t>
-      </w:r>
-      <w:r>
-        <w:rPr>
-          <w:rFonts w:ascii="Arial Narrow" w:hAnsi="Arial Narrow"/>
-          <w:b/>
-          <w:bCs/>
-        </w:rPr>
-        <w:tab/>
-      </w:r>
-      <w:r>
-        <w:rPr>
-          <w:rFonts w:ascii="Arial Narrow" w:hAnsi="Arial Narrow" w:cstheme="minorHAnsi"/>
-          <w:b/>
-          <w:bCs/>
-          <w:noProof/>
-          <w:lang w:val="es-ES"/>
-        </w:rPr>
-        <w:t>{{color}}</w:t>
-      </w:r>
-    </w:p>
-    <w:p>
-      <w:pPr>
-        <w:pStyle w:val="Sinespaciado"/>
-        <w:jc w:val="both"/>
-        <w:rPr>
-          <w:rFonts w:ascii="Arial Narrow" w:hAnsi="Arial Narrow"/>
-          <w:b/>
-          <w:bCs/>
           <w:noProof/>
         </w:rPr>
       </w:pPr>
@@ -1101,112 +983,6 @@
     <w:p>
       <w:pPr>
         <w:pStyle w:val="Sinespaciado"/>
-        <w:jc w:val="both"/>
-        <w:rPr>
-          <w:rFonts w:ascii="Arial Narrow" w:hAnsi="Arial Narrow"/>
-          <w:b/>
-          <w:bCs/>
-        </w:rPr>
-      </w:pPr>
-      <w:r>
-        <w:rPr>
-          <w:rFonts w:ascii="Arial Narrow" w:hAnsi="Arial Narrow"/>
-          <w:b/>
-          <w:bCs/>
-        </w:rPr>
-        <w:t xml:space="preserve">CARAS </w:t>
-      </w:r>
-      <w:r>
-        <w:rPr>
-          <w:rFonts w:ascii="Arial Narrow" w:hAnsi="Arial Narrow"/>
-          <w:b/>
-          <w:bCs/>
-        </w:rPr>
-        <w:tab/>
-      </w:r>
-      <w:r>
-        <w:rPr>
-          <w:rFonts w:ascii="Arial Narrow" w:hAnsi="Arial Narrow"/>
-          <w:b/>
-          <w:bCs/>
-        </w:rPr>
-        <w:tab/>
-      </w:r>
-      <w:r>
-        <w:rPr>
-          <w:rFonts w:ascii="Arial Narrow" w:hAnsi="Arial Narrow"/>
-          <w:b/>
-          <w:bCs/>
-        </w:rPr>
-        <w:tab/>
-        <w:t>:</w:t>
-      </w:r>
-      <w:r>
-        <w:rPr>
-          <w:rFonts w:ascii="Arial Narrow" w:hAnsi="Arial Narrow"/>
-          <w:b/>
-          <w:bCs/>
-        </w:rPr>
-        <w:tab/>
-      </w:r>
-      <w:r>
-        <w:rPr>
-          <w:rFonts w:ascii="Arial Narrow" w:hAnsi="Arial Narrow"/>
-          <w:b/>
-          <w:bCs/>
-          <w:color w:val="FF0000"/>
-        </w:rPr>
-        <w:t>UNA</w:t>
-      </w:r>
-      <w:r>
-        <w:rPr>
-          <w:rFonts w:ascii="Arial Narrow" w:hAnsi="Arial Narrow"/>
-          <w:b/>
-          <w:bCs/>
-          <w:color w:val="FF0000"/>
-        </w:rPr>
-        <w:t xml:space="preserve"> </w:t>
-      </w:r>
-      <w:r>
-        <w:rPr>
-          <w:rFonts w:ascii="Arial Narrow" w:hAnsi="Arial Narrow"/>
-          <w:b/>
-          <w:bCs/>
-          <w:color w:val="FF0000"/>
-        </w:rPr>
-        <w:t>(</w:t>
-      </w:r>
-      <w:r>
-        <w:rPr>
-          <w:rFonts w:ascii="Arial Narrow" w:hAnsi="Arial Narrow"/>
-          <w:b/>
-          <w:bCs/>
-          <w:color w:val="FF0000"/>
-        </w:rPr>
-        <w:t>{{num_cara}}</w:t>
-      </w:r>
-      <w:r>
-        <w:rPr>
-          <w:rFonts w:ascii="Arial Narrow" w:hAnsi="Arial Narrow"/>
-          <w:b/>
-          <w:bCs/>
-          <w:color w:val="FF0000"/>
-        </w:rPr>
-        <w:t>)</w:t>
-      </w:r>
-      <w:r>
-        <w:rPr>
-          <w:rFonts w:ascii="Arial Narrow" w:hAnsi="Arial Narrow"/>
-          <w:b/>
-          <w:bCs/>
-          <w:color w:val="FF0000"/>
-        </w:rPr>
-        <w:t xml:space="preserve"> CARA</w:t>
-      </w:r>
-    </w:p>
-    <w:p>
-      <w:pPr>
-        <w:pStyle w:val="Sinespaciado"/>
         <w:rPr>
           <w:rFonts w:ascii="Arial Narrow" w:hAnsi="Arial Narrow"/>
           <w:b/>
@@ -1379,19 +1155,47 @@
           <w:rFonts w:ascii="Arial Narrow" w:hAnsi="Arial Narrow"/>
           <w:b/>
         </w:rPr>
-        <w:sectPr>
-          <w:headerReference w:type="even" r:id="rId8"/>
-          <w:headerReference w:type="default" r:id="rId9"/>
-          <w:footerReference w:type="even" r:id="rId10"/>
-          <w:footerReference w:type="default" r:id="rId11"/>
-          <w:headerReference w:type="first" r:id="rId12"/>
-          <w:footerReference w:type="first" r:id="rId13"/>
-          <w:pgSz w:w="11906" w:h="16838"/>
-          <w:pgMar w:top="1276" w:right="1701" w:bottom="1417" w:left="1701" w:header="284" w:footer="708" w:gutter="0"/>
-          <w:pgNumType w:start="1"/>
-          <w:cols w:space="708"/>
-          <w:docGrid w:linePitch="360"/>
-        </w:sectPr>
+      </w:pPr>
+    </w:p>
+    <w:p>
+      <w:pPr>
+        <w:pStyle w:val="Sinespaciado"/>
+        <w:jc w:val="right"/>
+        <w:rPr>
+          <w:rFonts w:ascii="Arial Narrow" w:hAnsi="Arial Narrow"/>
+          <w:b/>
+        </w:rPr>
+      </w:pPr>
+    </w:p>
+    <w:p>
+      <w:pPr>
+        <w:pStyle w:val="Sinespaciado"/>
+        <w:jc w:val="right"/>
+        <w:rPr>
+          <w:rFonts w:ascii="Arial Narrow" w:hAnsi="Arial Narrow"/>
+          <w:b/>
+        </w:rPr>
+      </w:pPr>
+    </w:p>
+    <w:p>
+      <w:pPr>
+        <w:pStyle w:val="Sinespaciado"/>
+        <w:jc w:val="right"/>
+        <w:rPr>
+          <w:rFonts w:ascii="Arial Narrow" w:hAnsi="Arial Narrow"/>
+          <w:b/>
+        </w:rPr>
+      </w:pPr>
+    </w:p>
+    <w:p>
+      <w:pPr>
+        <w:pStyle w:val="Sinespaciado"/>
+        <w:ind w:left="4956" w:firstLine="708"/>
+        <w:jc w:val="both"/>
+        <w:rPr>
+          <w:rFonts w:ascii="Arial Narrow" w:hAnsi="Arial Narrow"/>
+          <w:b/>
+        </w:rPr>
       </w:pPr>
       <w:r>
         <w:rPr>
@@ -1409,7 +1213,7 @@
           </w:rPr>
           <w:id w:val="911356680"/>
           <w:placeholder>
-            <w:docPart w:val="E5025776E5BA4289ADF3E4616039062C"/>
+            <w:docPart w:val="76F81D29744C4E6C90316EABE443D1B6"/>
           </w:placeholder>
           <w:date>
             <w:dateFormat w:val="d 'de' MMMM 'de' yyyy"/>
@@ -1418,7 +1222,6 @@
             <w:calendar w:val="gregorian"/>
           </w:date>
         </w:sdtPr>
-        <w:sdtEndPr/>
         <w:sdtContent>
           <w:r>
             <w:rPr>
@@ -1431,23 +1234,13 @@
         </w:sdtContent>
       </w:sdt>
     </w:p>
-    <w:p>
-      <w:pPr>
-        <w:pStyle w:val="Sinespaciado"/>
-        <w:jc w:val="both"/>
-        <w:rPr>
-          <w:rFonts w:ascii="Arial Narrow" w:hAnsi="Arial Narrow"/>
-          <w:b/>
-        </w:rPr>
-      </w:pPr>
-    </w:p>
     <w:sectPr>
-      <w:headerReference w:type="even" r:id="rId14"/>
-      <w:headerReference w:type="default" r:id="rId15"/>
-      <w:footerReference w:type="even" r:id="rId16"/>
-      <w:footerReference w:type="default" r:id="rId17"/>
-      <w:headerReference w:type="first" r:id="rId18"/>
-      <w:footerReference w:type="first" r:id="rId19"/>
+      <w:headerReference w:type="even" r:id="rId8"/>
+      <w:headerReference w:type="default" r:id="rId9"/>
+      <w:footerReference w:type="even" r:id="rId10"/>
+      <w:footerReference w:type="default" r:id="rId11"/>
+      <w:headerReference w:type="first" r:id="rId12"/>
+      <w:footerReference w:type="first" r:id="rId13"/>
       <w:type w:val="continuous"/>
       <w:pgSz w:w="11906" w:h="16838"/>
       <w:pgMar w:top="1276" w:right="1701" w:bottom="1417" w:left="1701" w:header="284" w:footer="708" w:gutter="0"/>
@@ -1494,50 +1287,6 @@
 </file>
 
 <file path=word/footer2.xml><?xml version="1.0" encoding="utf-8"?>
-<w:ftr xmlns:wpc="http://schemas.microsoft.com/office/word/2010/wordprocessingCanvas" xmlns:cx="http://schemas.microsoft.com/office/drawing/2014/chartex" xmlns:cx1="http://schemas.microsoft.com/office/drawing/2015/9/8/chartex" xmlns:cx2="http://schemas.microsoft.com/office/drawing/2015/10/21/chartex" xmlns:cx3="http://schemas.microsoft.com/office/drawing/2016/5/9/chartex" xmlns:cx4="http://schemas.microsoft.com/office/drawing/2016/5/10/chartex" xmlns:cx5="http://schemas.microsoft.com/office/drawing/2016/5/11/chartex" xmlns:cx6="http://schemas.microsoft.com/office/drawing/2016/5/12/chartex" xmlns:cx7="http://schemas.microsoft.com/office/drawing/2016/5/13/chartex" xmlns:cx8="http://schemas.microsoft.com/office/drawing/2016/5/14/chartex" xmlns:mc="http://schemas.openxmlformats.org/markup-compatibility/2006" xmlns:aink="http://schemas.microsoft.com/office/drawing/2016/ink" xmlns:am3d="http://schemas.microsoft.com/office/drawing/2017/model3d" xmlns:o="urn:schemas-microsoft-com:office:office" xmlns:r="http://schemas.openxmlformats.org/officeDocument/2006/relationships" xmlns:m="http://schemas.openxmlformats.org/officeDocument/2006/math" xmlns:v="urn:schemas-microsoft-com:vml" xmlns:wp14="http://schemas.microsoft.com/office/word/2010/wordprocessingDrawing" xmlns:wp="http://schemas.openxmlformats.org/drawingml/2006/wordprocessingDrawing" xmlns:w10="urn:schemas-microsoft-com:office:word" xmlns:w="http://schemas.openxmlformats.org/wordprocessingml/2006/main" xmlns:w14="http://schemas.microsoft.com/office/word/2010/wordml" xmlns:w15="http://schemas.microsoft.com/office/word/2012/wordml" xmlns:w16cex="http://schemas.microsoft.com/office/word/2018/wordml/cex" xmlns:w16cid="http://schemas.microsoft.com/office/word/2016/wordml/cid" xmlns:w16="http://schemas.microsoft.com/office/word/2018/wordml" xmlns:w16sdtdh="http://schemas.microsoft.com/office/word/2020/wordml/sdtdatahash" xmlns:w16se="http://schemas.microsoft.com/office/word/2015/wordml/symex" xmlns:wpg="http://schemas.microsoft.com/office/word/2010/wordprocessingGroup" xmlns:wpi="http://schemas.microsoft.com/office/word/2010/wordprocessingInk" xmlns:wne="http://schemas.microsoft.com/office/word/2006/wordml" xmlns:wps="http://schemas.microsoft.com/office/word/2010/wordprocessingShape" mc:Ignorable="w14 w15 w16se w16cid w16 w16cex w16sdtdh wp14">
-  <w:p>
-    <w:pPr>
-      <w:pStyle w:val="Piedepgina"/>
-      <w:jc w:val="center"/>
-      <w:rPr>
-        <w:rFonts w:ascii="Arial Narrow" w:hAnsi="Arial Narrow"/>
-        <w:b/>
-        <w:color w:val="000000" w:themeColor="text1"/>
-      </w:rPr>
-    </w:pPr>
-    <w:r>
-      <w:rPr>
-        <w:rFonts w:ascii="Arial Narrow" w:hAnsi="Arial Narrow"/>
-        <w:b/>
-        <w:color w:val="000000" w:themeColor="text1"/>
-      </w:rPr>
-      <w:t>“ESTE CERTIFICADO DEBE EXHIBIRSE OBLIGATORIAMENTE EN UN LUGAR VISIBLE”</w:t>
-    </w:r>
-  </w:p>
-</w:ftr>
-</file>
-
-<file path=word/footer3.xml><?xml version="1.0" encoding="utf-8"?>
-<w:ftr xmlns:wpc="http://schemas.microsoft.com/office/word/2010/wordprocessingCanvas" xmlns:cx="http://schemas.microsoft.com/office/drawing/2014/chartex" xmlns:cx1="http://schemas.microsoft.com/office/drawing/2015/9/8/chartex" xmlns:cx2="http://schemas.microsoft.com/office/drawing/2015/10/21/chartex" xmlns:cx3="http://schemas.microsoft.com/office/drawing/2016/5/9/chartex" xmlns:cx4="http://schemas.microsoft.com/office/drawing/2016/5/10/chartex" xmlns:cx5="http://schemas.microsoft.com/office/drawing/2016/5/11/chartex" xmlns:cx6="http://schemas.microsoft.com/office/drawing/2016/5/12/chartex" xmlns:cx7="http://schemas.microsoft.com/office/drawing/2016/5/13/chartex" xmlns:cx8="http://schemas.microsoft.com/office/drawing/2016/5/14/chartex" xmlns:mc="http://schemas.openxmlformats.org/markup-compatibility/2006" xmlns:aink="http://schemas.microsoft.com/office/drawing/2016/ink" xmlns:am3d="http://schemas.microsoft.com/office/drawing/2017/model3d" xmlns:o="urn:schemas-microsoft-com:office:office" xmlns:r="http://schemas.openxmlformats.org/officeDocument/2006/relationships" xmlns:m="http://schemas.openxmlformats.org/officeDocument/2006/math" xmlns:v="urn:schemas-microsoft-com:vml" xmlns:wp14="http://schemas.microsoft.com/office/word/2010/wordprocessingDrawing" xmlns:wp="http://schemas.openxmlformats.org/drawingml/2006/wordprocessingDrawing" xmlns:w10="urn:schemas-microsoft-com:office:word" xmlns:w="http://schemas.openxmlformats.org/wordprocessingml/2006/main" xmlns:w14="http://schemas.microsoft.com/office/word/2010/wordml" xmlns:w15="http://schemas.microsoft.com/office/word/2012/wordml" xmlns:w16cex="http://schemas.microsoft.com/office/word/2018/wordml/cex" xmlns:w16cid="http://schemas.microsoft.com/office/word/2016/wordml/cid" xmlns:w16="http://schemas.microsoft.com/office/word/2018/wordml" xmlns:w16sdtdh="http://schemas.microsoft.com/office/word/2020/wordml/sdtdatahash" xmlns:w16se="http://schemas.microsoft.com/office/word/2015/wordml/symex" xmlns:wpg="http://schemas.microsoft.com/office/word/2010/wordprocessingGroup" xmlns:wpi="http://schemas.microsoft.com/office/word/2010/wordprocessingInk" xmlns:wne="http://schemas.microsoft.com/office/word/2006/wordml" xmlns:wps="http://schemas.microsoft.com/office/word/2010/wordprocessingShape" mc:Ignorable="w14 w15 w16se w16cid w16 w16cex w16sdtdh wp14">
-  <w:p>
-    <w:pPr>
-      <w:pStyle w:val="Piedepgina"/>
-    </w:pPr>
-  </w:p>
-</w:ftr>
-</file>
-
-<file path=word/footer4.xml><?xml version="1.0" encoding="utf-8"?>
-<w:ftr xmlns:wpc="http://schemas.microsoft.com/office/word/2010/wordprocessingCanvas" xmlns:cx="http://schemas.microsoft.com/office/drawing/2014/chartex" xmlns:cx1="http://schemas.microsoft.com/office/drawing/2015/9/8/chartex" xmlns:cx2="http://schemas.microsoft.com/office/drawing/2015/10/21/chartex" xmlns:cx3="http://schemas.microsoft.com/office/drawing/2016/5/9/chartex" xmlns:cx4="http://schemas.microsoft.com/office/drawing/2016/5/10/chartex" xmlns:cx5="http://schemas.microsoft.com/office/drawing/2016/5/11/chartex" xmlns:cx6="http://schemas.microsoft.com/office/drawing/2016/5/12/chartex" xmlns:cx7="http://schemas.microsoft.com/office/drawing/2016/5/13/chartex" xmlns:cx8="http://schemas.microsoft.com/office/drawing/2016/5/14/chartex" xmlns:mc="http://schemas.openxmlformats.org/markup-compatibility/2006" xmlns:aink="http://schemas.microsoft.com/office/drawing/2016/ink" xmlns:am3d="http://schemas.microsoft.com/office/drawing/2017/model3d" xmlns:o="urn:schemas-microsoft-com:office:office" xmlns:r="http://schemas.openxmlformats.org/officeDocument/2006/relationships" xmlns:m="http://schemas.openxmlformats.org/officeDocument/2006/math" xmlns:v="urn:schemas-microsoft-com:vml" xmlns:wp14="http://schemas.microsoft.com/office/word/2010/wordprocessingDrawing" xmlns:wp="http://schemas.openxmlformats.org/drawingml/2006/wordprocessingDrawing" xmlns:w10="urn:schemas-microsoft-com:office:word" xmlns:w="http://schemas.openxmlformats.org/wordprocessingml/2006/main" xmlns:w14="http://schemas.microsoft.com/office/word/2010/wordml" xmlns:w15="http://schemas.microsoft.com/office/word/2012/wordml" xmlns:w16cex="http://schemas.microsoft.com/office/word/2018/wordml/cex" xmlns:w16cid="http://schemas.microsoft.com/office/word/2016/wordml/cid" xmlns:w16="http://schemas.microsoft.com/office/word/2018/wordml" xmlns:w16sdtdh="http://schemas.microsoft.com/office/word/2020/wordml/sdtdatahash" xmlns:w16se="http://schemas.microsoft.com/office/word/2015/wordml/symex" xmlns:wpg="http://schemas.microsoft.com/office/word/2010/wordprocessingGroup" xmlns:wpi="http://schemas.microsoft.com/office/word/2010/wordprocessingInk" xmlns:wne="http://schemas.microsoft.com/office/word/2006/wordml" xmlns:wps="http://schemas.microsoft.com/office/word/2010/wordprocessingShape" mc:Ignorable="w14 w15 w16se w16cid w16 w16cex w16sdtdh wp14">
-  <w:p>
-    <w:pPr>
-      <w:pStyle w:val="Piedepgina"/>
-    </w:pPr>
-  </w:p>
-</w:ftr>
-</file>
-
-<file path=word/footer5.xml><?xml version="1.0" encoding="utf-8"?>
 <w:ftr xmlns:wpc="http://schemas.microsoft.com/office/word/2010/wordprocessingCanvas" xmlns:cx="http://schemas.microsoft.com/office/drawing/2014/chartex" xmlns:cx1="http://schemas.microsoft.com/office/drawing/2015/9/8/chartex" xmlns:cx2="http://schemas.microsoft.com/office/drawing/2015/10/21/chartex" xmlns:cx3="http://schemas.microsoft.com/office/drawing/2016/5/9/chartex" xmlns:cx4="http://schemas.microsoft.com/office/drawing/2016/5/10/chartex" xmlns:cx5="http://schemas.microsoft.com/office/drawing/2016/5/11/chartex" xmlns:cx6="http://schemas.microsoft.com/office/drawing/2016/5/12/chartex" xmlns:cx7="http://schemas.microsoft.com/office/drawing/2016/5/13/chartex" xmlns:cx8="http://schemas.microsoft.com/office/drawing/2016/5/14/chartex" xmlns:mc="http://schemas.openxmlformats.org/markup-compatibility/2006" xmlns:aink="http://schemas.microsoft.com/office/drawing/2016/ink" xmlns:am3d="http://schemas.microsoft.com/office/drawing/2017/model3d" xmlns:o="urn:schemas-microsoft-com:office:office" xmlns:r="http://schemas.openxmlformats.org/officeDocument/2006/relationships" xmlns:m="http://schemas.openxmlformats.org/officeDocument/2006/math" xmlns:v="urn:schemas-microsoft-com:vml" xmlns:wp14="http://schemas.microsoft.com/office/word/2010/wordprocessingDrawing" xmlns:wp="http://schemas.openxmlformats.org/drawingml/2006/wordprocessingDrawing" xmlns:w10="urn:schemas-microsoft-com:office:word" xmlns:w="http://schemas.openxmlformats.org/wordprocessingml/2006/main" xmlns:w14="http://schemas.microsoft.com/office/word/2010/wordml" xmlns:w15="http://schemas.microsoft.com/office/word/2012/wordml" xmlns:w16cex="http://schemas.microsoft.com/office/word/2018/wordml/cex" xmlns:w16cid="http://schemas.microsoft.com/office/word/2016/wordml/cid" xmlns:w16="http://schemas.microsoft.com/office/word/2018/wordml" xmlns:w16sdtdh="http://schemas.microsoft.com/office/word/2020/wordml/sdtdatahash" xmlns:w16se="http://schemas.microsoft.com/office/word/2015/wordml/symex" xmlns:wpg="http://schemas.microsoft.com/office/word/2010/wordprocessingGroup" xmlns:wpi="http://schemas.microsoft.com/office/word/2010/wordprocessingInk" xmlns:wne="http://schemas.microsoft.com/office/word/2006/wordml" xmlns:wps="http://schemas.microsoft.com/office/word/2010/wordprocessingShape" mc:Ignorable="w14 w15 w16se w16cid w16 w16cex w16sdtdh wp14">
   <w:p>
     <w:pPr>
@@ -1577,7 +1326,7 @@
 </w:ftr>
 </file>
 
-<file path=word/footer6.xml><?xml version="1.0" encoding="utf-8"?>
+<file path=word/footer3.xml><?xml version="1.0" encoding="utf-8"?>
 <w:ftr xmlns:wpc="http://schemas.microsoft.com/office/word/2010/wordprocessingCanvas" xmlns:cx="http://schemas.microsoft.com/office/drawing/2014/chartex" xmlns:cx1="http://schemas.microsoft.com/office/drawing/2015/9/8/chartex" xmlns:cx2="http://schemas.microsoft.com/office/drawing/2015/10/21/chartex" xmlns:cx3="http://schemas.microsoft.com/office/drawing/2016/5/9/chartex" xmlns:cx4="http://schemas.microsoft.com/office/drawing/2016/5/10/chartex" xmlns:cx5="http://schemas.microsoft.com/office/drawing/2016/5/11/chartex" xmlns:cx6="http://schemas.microsoft.com/office/drawing/2016/5/12/chartex" xmlns:cx7="http://schemas.microsoft.com/office/drawing/2016/5/13/chartex" xmlns:cx8="http://schemas.microsoft.com/office/drawing/2016/5/14/chartex" xmlns:mc="http://schemas.openxmlformats.org/markup-compatibility/2006" xmlns:aink="http://schemas.microsoft.com/office/drawing/2016/ink" xmlns:am3d="http://schemas.microsoft.com/office/drawing/2017/model3d" xmlns:o="urn:schemas-microsoft-com:office:office" xmlns:r="http://schemas.openxmlformats.org/officeDocument/2006/relationships" xmlns:m="http://schemas.openxmlformats.org/officeDocument/2006/math" xmlns:v="urn:schemas-microsoft-com:vml" xmlns:wp14="http://schemas.microsoft.com/office/word/2010/wordprocessingDrawing" xmlns:wp="http://schemas.openxmlformats.org/drawingml/2006/wordprocessingDrawing" xmlns:w10="urn:schemas-microsoft-com:office:word" xmlns:w="http://schemas.openxmlformats.org/wordprocessingml/2006/main" xmlns:w14="http://schemas.microsoft.com/office/word/2010/wordml" xmlns:w15="http://schemas.microsoft.com/office/word/2012/wordml" xmlns:w16cex="http://schemas.microsoft.com/office/word/2018/wordml/cex" xmlns:w16cid="http://schemas.microsoft.com/office/word/2016/wordml/cid" xmlns:w16="http://schemas.microsoft.com/office/word/2018/wordml" xmlns:w16sdtdh="http://schemas.microsoft.com/office/word/2020/wordml/sdtdatahash" xmlns:w16se="http://schemas.microsoft.com/office/word/2015/wordml/symex" xmlns:wpg="http://schemas.microsoft.com/office/word/2010/wordprocessingGroup" xmlns:wpi="http://schemas.microsoft.com/office/word/2010/wordprocessingInk" xmlns:wne="http://schemas.microsoft.com/office/word/2006/wordml" xmlns:wps="http://schemas.microsoft.com/office/word/2010/wordprocessingShape" mc:Ignorable="w14 w15 w16se w16cid w16 w16cex w16sdtdh wp14">
   <w:p>
     <w:pPr>
@@ -1613,440 +1362,6 @@
 </file>
 
 <file path=word/header1.xml><?xml version="1.0" encoding="utf-8"?>
-<w:hdr xmlns:wpc="http://schemas.microsoft.com/office/word/2010/wordprocessingCanvas" xmlns:cx="http://schemas.microsoft.com/office/drawing/2014/chartex" xmlns:cx1="http://schemas.microsoft.com/office/drawing/2015/9/8/chartex" xmlns:cx2="http://schemas.microsoft.com/office/drawing/2015/10/21/chartex" xmlns:cx3="http://schemas.microsoft.com/office/drawing/2016/5/9/chartex" xmlns:cx4="http://schemas.microsoft.com/office/drawing/2016/5/10/chartex" xmlns:cx5="http://schemas.microsoft.com/office/drawing/2016/5/11/chartex" xmlns:cx6="http://schemas.microsoft.com/office/drawing/2016/5/12/chartex" xmlns:cx7="http://schemas.microsoft.com/office/drawing/2016/5/13/chartex" xmlns:cx8="http://schemas.microsoft.com/office/drawing/2016/5/14/chartex" xmlns:mc="http://schemas.openxmlformats.org/markup-compatibility/2006" xmlns:aink="http://schemas.microsoft.com/office/drawing/2016/ink" xmlns:am3d="http://schemas.microsoft.com/office/drawing/2017/model3d" xmlns:o="urn:schemas-microsoft-com:office:office" xmlns:r="http://schemas.openxmlformats.org/officeDocument/2006/relationships" xmlns:m="http://schemas.openxmlformats.org/officeDocument/2006/math" xmlns:v="urn:schemas-microsoft-com:vml" xmlns:wp14="http://schemas.microsoft.com/office/word/2010/wordprocessingDrawing" xmlns:wp="http://schemas.openxmlformats.org/drawingml/2006/wordprocessingDrawing" xmlns:w10="urn:schemas-microsoft-com:office:word" xmlns:w="http://schemas.openxmlformats.org/wordprocessingml/2006/main" xmlns:w14="http://schemas.microsoft.com/office/word/2010/wordml" xmlns:w15="http://schemas.microsoft.com/office/word/2012/wordml" xmlns:w16cex="http://schemas.microsoft.com/office/word/2018/wordml/cex" xmlns:w16cid="http://schemas.microsoft.com/office/word/2016/wordml/cid" xmlns:w16="http://schemas.microsoft.com/office/word/2018/wordml" xmlns:w16sdtdh="http://schemas.microsoft.com/office/word/2020/wordml/sdtdatahash" xmlns:w16se="http://schemas.microsoft.com/office/word/2015/wordml/symex" xmlns:wpg="http://schemas.microsoft.com/office/word/2010/wordprocessingGroup" xmlns:wpi="http://schemas.microsoft.com/office/word/2010/wordprocessingInk" xmlns:wne="http://schemas.microsoft.com/office/word/2006/wordml" xmlns:wps="http://schemas.microsoft.com/office/word/2010/wordprocessingShape" mc:Ignorable="w14 w15 w16se w16cid w16 w16cex w16sdtdh wp14">
-  <w:p>
-    <w:pPr>
-      <w:pStyle w:val="Encabezado"/>
-    </w:pPr>
-    <w:r>
-      <w:rPr>
-        <w:noProof/>
-      </w:rPr>
-      <w:pict w14:anchorId="3E240E29">
-        <v:shapetype id="_x0000_t75" coordsize="21600,21600" o:spt="75" o:preferrelative="t" path="m@4@5l@4@11@9@11@9@5xe" filled="f" stroked="f">
-          <v:stroke joinstyle="miter"/>
-          <v:formulas>
-            <v:f eqn="if lineDrawn pixelLineWidth 0"/>
-            <v:f eqn="sum @0 1 0"/>
-            <v:f eqn="sum 0 0 @1"/>
-            <v:f eqn="prod @2 1 2"/>
-            <v:f eqn="prod @3 21600 pixelWidth"/>
-            <v:f eqn="prod @3 21600 pixelHeight"/>
-            <v:f eqn="sum @0 0 1"/>
-            <v:f eqn="prod @6 1 2"/>
-            <v:f eqn="prod @7 21600 pixelWidth"/>
-            <v:f eqn="sum @8 21600 0"/>
-            <v:f eqn="prod @7 21600 pixelHeight"/>
-            <v:f eqn="sum @10 21600 0"/>
-          </v:formulas>
-          <v:path o:extrusionok="f" gradientshapeok="t" o:connecttype="rect"/>
-          <o:lock v:ext="edit" aspectratio="t"/>
-        </v:shapetype>
-        <v:shape id="_x0000_s2053" type="#_x0000_t75" style="position:absolute;margin-left:0;margin-top:0;width:765.5pt;height:718.75pt;z-index:-251652096;mso-position-horizontal:center;mso-position-horizontal-relative:margin;mso-position-vertical:center;mso-position-vertical-relative:margin" o:allowincell="f">
-          <v:imagedata r:id="rId1" o:title="Escudo_de_Pachacamac" gain="19661f" blacklevel="22938f"/>
-          <w10:wrap anchorx="margin" anchory="margin"/>
-        </v:shape>
-      </w:pict>
-    </w:r>
-  </w:p>
-</w:hdr>
-</file>
-
-<file path=word/header2.xml><?xml version="1.0" encoding="utf-8"?>
-<w:hdr xmlns:wpc="http://schemas.microsoft.com/office/word/2010/wordprocessingCanvas" xmlns:cx="http://schemas.microsoft.com/office/drawing/2014/chartex" xmlns:cx1="http://schemas.microsoft.com/office/drawing/2015/9/8/chartex" xmlns:cx2="http://schemas.microsoft.com/office/drawing/2015/10/21/chartex" xmlns:cx3="http://schemas.microsoft.com/office/drawing/2016/5/9/chartex" xmlns:cx4="http://schemas.microsoft.com/office/drawing/2016/5/10/chartex" xmlns:cx5="http://schemas.microsoft.com/office/drawing/2016/5/11/chartex" xmlns:cx6="http://schemas.microsoft.com/office/drawing/2016/5/12/chartex" xmlns:cx7="http://schemas.microsoft.com/office/drawing/2016/5/13/chartex" xmlns:cx8="http://schemas.microsoft.com/office/drawing/2016/5/14/chartex" xmlns:mc="http://schemas.openxmlformats.org/markup-compatibility/2006" xmlns:aink="http://schemas.microsoft.com/office/drawing/2016/ink" xmlns:am3d="http://schemas.microsoft.com/office/drawing/2017/model3d" xmlns:o="urn:schemas-microsoft-com:office:office" xmlns:r="http://schemas.openxmlformats.org/officeDocument/2006/relationships" xmlns:m="http://schemas.openxmlformats.org/officeDocument/2006/math" xmlns:v="urn:schemas-microsoft-com:vml" xmlns:wp14="http://schemas.microsoft.com/office/word/2010/wordprocessingDrawing" xmlns:wp="http://schemas.openxmlformats.org/drawingml/2006/wordprocessingDrawing" xmlns:w10="urn:schemas-microsoft-com:office:word" xmlns:w="http://schemas.openxmlformats.org/wordprocessingml/2006/main" xmlns:w14="http://schemas.microsoft.com/office/word/2010/wordml" xmlns:w15="http://schemas.microsoft.com/office/word/2012/wordml" xmlns:w16cex="http://schemas.microsoft.com/office/word/2018/wordml/cex" xmlns:w16cid="http://schemas.microsoft.com/office/word/2016/wordml/cid" xmlns:w16="http://schemas.microsoft.com/office/word/2018/wordml" xmlns:w16sdtdh="http://schemas.microsoft.com/office/word/2020/wordml/sdtdatahash" xmlns:w16se="http://schemas.microsoft.com/office/word/2015/wordml/symex" xmlns:wpg="http://schemas.microsoft.com/office/word/2010/wordprocessingGroup" xmlns:wpi="http://schemas.microsoft.com/office/word/2010/wordprocessingInk" xmlns:wne="http://schemas.microsoft.com/office/word/2006/wordml" xmlns:wps="http://schemas.microsoft.com/office/word/2010/wordprocessingShape" mc:Ignorable="w14 w15 w16se w16cid w16 w16cex w16sdtdh wp14">
-  <w:p>
-    <w:pPr>
-      <w:pStyle w:val="Encabezado"/>
-    </w:pPr>
-    <w:r>
-      <w:rPr>
-        <w:noProof/>
-        <w14:ligatures w14:val="standardContextual"/>
-      </w:rPr>
-      <w:drawing>
-        <wp:anchor distT="0" distB="0" distL="114300" distR="114300" simplePos="0" relativeHeight="251668480" behindDoc="1" locked="0" layoutInCell="1" allowOverlap="1" wp14:anchorId="6EB68C0E" wp14:editId="3B083602">
-          <wp:simplePos x="0" y="0"/>
-          <wp:positionH relativeFrom="column">
-            <wp:posOffset>203200</wp:posOffset>
-          </wp:positionH>
-          <wp:positionV relativeFrom="paragraph">
-            <wp:posOffset>-99695</wp:posOffset>
-          </wp:positionV>
-          <wp:extent cx="2489200" cy="824865"/>
-          <wp:effectExtent l="0" t="0" r="6350" b="0"/>
-          <wp:wrapTight wrapText="bothSides">
-            <wp:wrapPolygon edited="0">
-              <wp:start x="0" y="0"/>
-              <wp:lineTo x="0" y="20952"/>
-              <wp:lineTo x="21490" y="20952"/>
-              <wp:lineTo x="21490" y="0"/>
-              <wp:lineTo x="0" y="0"/>
-            </wp:wrapPolygon>
-          </wp:wrapTight>
-          <wp:docPr id="267047701" name="Imagen 3"/>
-          <wp:cNvGraphicFramePr>
-            <a:graphicFrameLocks xmlns:a="http://schemas.openxmlformats.org/drawingml/2006/main" noChangeAspect="1"/>
-          </wp:cNvGraphicFramePr>
-          <a:graphic xmlns:a="http://schemas.openxmlformats.org/drawingml/2006/main">
-            <a:graphicData uri="http://schemas.openxmlformats.org/drawingml/2006/picture">
-              <pic:pic xmlns:pic="http://schemas.openxmlformats.org/drawingml/2006/picture">
-                <pic:nvPicPr>
-                  <pic:cNvPr id="267047701" name="Imagen 267047701"/>
-                  <pic:cNvPicPr/>
-                </pic:nvPicPr>
-                <pic:blipFill>
-                  <a:blip r:embed="rId1">
-                    <a:extLst>
-                      <a:ext uri="{28A0092B-C50C-407E-A947-70E740481C1C}">
-                        <a14:useLocalDpi xmlns:a14="http://schemas.microsoft.com/office/drawing/2010/main" val="0"/>
-                      </a:ext>
-                    </a:extLst>
-                  </a:blip>
-                  <a:stretch>
-                    <a:fillRect/>
-                  </a:stretch>
-                </pic:blipFill>
-                <pic:spPr>
-                  <a:xfrm>
-                    <a:off x="0" y="0"/>
-                    <a:ext cx="2489200" cy="824865"/>
-                  </a:xfrm>
-                  <a:prstGeom prst="rect">
-                    <a:avLst/>
-                  </a:prstGeom>
-                </pic:spPr>
-              </pic:pic>
-            </a:graphicData>
-          </a:graphic>
-        </wp:anchor>
-      </w:drawing>
-    </w:r>
-    <w:r>
-      <w:rPr>
-        <w:noProof/>
-        <w14:ligatures w14:val="standardContextual"/>
-      </w:rPr>
-      <w:drawing>
-        <wp:anchor distT="0" distB="0" distL="114300" distR="114300" simplePos="0" relativeHeight="251667456" behindDoc="1" locked="0" layoutInCell="1" allowOverlap="1" wp14:anchorId="5095D0AF" wp14:editId="02C2CE1A">
-          <wp:simplePos x="0" y="0"/>
-          <wp:positionH relativeFrom="column">
-            <wp:posOffset>-792480</wp:posOffset>
-          </wp:positionH>
-          <wp:positionV relativeFrom="paragraph">
-            <wp:posOffset>-81077</wp:posOffset>
-          </wp:positionV>
-          <wp:extent cx="1134110" cy="1134110"/>
-          <wp:effectExtent l="0" t="0" r="8890" b="0"/>
-          <wp:wrapTight wrapText="bothSides">
-            <wp:wrapPolygon edited="0">
-              <wp:start x="4717" y="726"/>
-              <wp:lineTo x="3991" y="6168"/>
-              <wp:lineTo x="3991" y="13062"/>
-              <wp:lineTo x="0" y="13787"/>
-              <wp:lineTo x="0" y="17415"/>
-              <wp:lineTo x="4354" y="18867"/>
-              <wp:lineTo x="3991" y="19592"/>
-              <wp:lineTo x="6531" y="20681"/>
-              <wp:lineTo x="15239" y="20681"/>
-              <wp:lineTo x="16690" y="19955"/>
-              <wp:lineTo x="17415" y="18867"/>
-              <wp:lineTo x="21406" y="17415"/>
-              <wp:lineTo x="21406" y="13787"/>
-              <wp:lineTo x="17778" y="13062"/>
-              <wp:lineTo x="17778" y="726"/>
-              <wp:lineTo x="4717" y="726"/>
-            </wp:wrapPolygon>
-          </wp:wrapTight>
-          <wp:docPr id="1486672326" name="Imagen 1"/>
-          <wp:cNvGraphicFramePr>
-            <a:graphicFrameLocks xmlns:a="http://schemas.openxmlformats.org/drawingml/2006/main" noChangeAspect="1"/>
-          </wp:cNvGraphicFramePr>
-          <a:graphic xmlns:a="http://schemas.openxmlformats.org/drawingml/2006/main">
-            <a:graphicData uri="http://schemas.openxmlformats.org/drawingml/2006/picture">
-              <pic:pic xmlns:pic="http://schemas.openxmlformats.org/drawingml/2006/picture">
-                <pic:nvPicPr>
-                  <pic:cNvPr id="1486672326" name="Imagen 1486672326"/>
-                  <pic:cNvPicPr/>
-                </pic:nvPicPr>
-                <pic:blipFill>
-                  <a:blip r:embed="rId2">
-                    <a:extLst>
-                      <a:ext uri="{28A0092B-C50C-407E-A947-70E740481C1C}">
-                        <a14:useLocalDpi xmlns:a14="http://schemas.microsoft.com/office/drawing/2010/main" val="0"/>
-                      </a:ext>
-                    </a:extLst>
-                  </a:blip>
-                  <a:stretch>
-                    <a:fillRect/>
-                  </a:stretch>
-                </pic:blipFill>
-                <pic:spPr>
-                  <a:xfrm>
-                    <a:off x="0" y="0"/>
-                    <a:ext cx="1134110" cy="1134110"/>
-                  </a:xfrm>
-                  <a:prstGeom prst="rect">
-                    <a:avLst/>
-                  </a:prstGeom>
-                </pic:spPr>
-              </pic:pic>
-            </a:graphicData>
-          </a:graphic>
-          <wp14:sizeRelH relativeFrom="margin">
-            <wp14:pctWidth>0</wp14:pctWidth>
-          </wp14:sizeRelH>
-          <wp14:sizeRelV relativeFrom="margin">
-            <wp14:pctHeight>0</wp14:pctHeight>
-          </wp14:sizeRelV>
-        </wp:anchor>
-      </w:drawing>
-    </w:r>
-    <w:r>
-      <w:rPr>
-        <w:rFonts w:ascii="Arial Narrow" w:hAnsi="Arial Narrow"/>
-        <w:noProof/>
-        <w:sz w:val="20"/>
-        <w:szCs w:val="20"/>
-        <w:lang w:eastAsia="es-PE"/>
-      </w:rPr>
-      <w:drawing>
-        <wp:anchor distT="0" distB="0" distL="114300" distR="114300" simplePos="0" relativeHeight="251666432" behindDoc="1" locked="0" layoutInCell="1" allowOverlap="1" wp14:anchorId="1390988F" wp14:editId="19B1A886">
-          <wp:simplePos x="0" y="0"/>
-          <wp:positionH relativeFrom="page">
-            <wp:posOffset>0</wp:posOffset>
-          </wp:positionH>
-          <wp:positionV relativeFrom="paragraph">
-            <wp:posOffset>2323253</wp:posOffset>
-          </wp:positionV>
-          <wp:extent cx="7689215" cy="5248910"/>
-          <wp:effectExtent l="0" t="0" r="6985" b="8890"/>
-          <wp:wrapNone/>
-          <wp:docPr id="2" name="Imagen 2"/>
-          <wp:cNvGraphicFramePr>
-            <a:graphicFrameLocks xmlns:a="http://schemas.openxmlformats.org/drawingml/2006/main" noChangeAspect="1"/>
-          </wp:cNvGraphicFramePr>
-          <a:graphic xmlns:a="http://schemas.openxmlformats.org/drawingml/2006/main">
-            <a:graphicData uri="http://schemas.openxmlformats.org/drawingml/2006/picture">
-              <pic:pic xmlns:pic="http://schemas.openxmlformats.org/drawingml/2006/picture">
-                <pic:nvPicPr>
-                  <pic:cNvPr id="2" name="LOGO 2023 - PARA CERTIFICADO DE LICENCIA DE FUNCIONAMIENTO.png"/>
-                  <pic:cNvPicPr/>
-                </pic:nvPicPr>
-                <pic:blipFill>
-                  <a:blip r:embed="rId3" cstate="print">
-                    <a:extLst>
-                      <a:ext uri="{28A0092B-C50C-407E-A947-70E740481C1C}">
-                        <a14:useLocalDpi xmlns:a14="http://schemas.microsoft.com/office/drawing/2010/main" val="0"/>
-                      </a:ext>
-                    </a:extLst>
-                  </a:blip>
-                  <a:stretch>
-                    <a:fillRect/>
-                  </a:stretch>
-                </pic:blipFill>
-                <pic:spPr>
-                  <a:xfrm>
-                    <a:off x="0" y="0"/>
-                    <a:ext cx="7689215" cy="5248910"/>
-                  </a:xfrm>
-                  <a:prstGeom prst="rect">
-                    <a:avLst/>
-                  </a:prstGeom>
-                </pic:spPr>
-              </pic:pic>
-            </a:graphicData>
-          </a:graphic>
-          <wp14:sizeRelH relativeFrom="page">
-            <wp14:pctWidth>0</wp14:pctWidth>
-          </wp14:sizeRelH>
-          <wp14:sizeRelV relativeFrom="page">
-            <wp14:pctHeight>0</wp14:pctHeight>
-          </wp14:sizeRelV>
-        </wp:anchor>
-      </w:drawing>
-    </w:r>
-  </w:p>
-  <w:p>
-    <w:pPr>
-      <w:pStyle w:val="Encabezado"/>
-    </w:pPr>
-    <w:r>
-      <w:rPr>
-        <w:noProof/>
-        <w14:ligatures w14:val="standardContextual"/>
-      </w:rPr>
-      <mc:AlternateContent>
-        <mc:Choice Requires="wps">
-          <w:drawing>
-            <wp:anchor distT="0" distB="0" distL="114300" distR="114300" simplePos="0" relativeHeight="251669504" behindDoc="0" locked="0" layoutInCell="1" allowOverlap="1" wp14:anchorId="0CACB653" wp14:editId="6404F5BE">
-              <wp:simplePos x="0" y="0"/>
-              <wp:positionH relativeFrom="column">
-                <wp:posOffset>310515</wp:posOffset>
-              </wp:positionH>
-              <wp:positionV relativeFrom="paragraph">
-                <wp:posOffset>458470</wp:posOffset>
-              </wp:positionV>
-              <wp:extent cx="4514850" cy="372110"/>
-              <wp:effectExtent l="0" t="0" r="0" b="8890"/>
-              <wp:wrapNone/>
-              <wp:docPr id="1688338534" name="Cuadro de texto 2"/>
-              <wp:cNvGraphicFramePr/>
-              <a:graphic xmlns:a="http://schemas.openxmlformats.org/drawingml/2006/main">
-                <a:graphicData uri="http://schemas.microsoft.com/office/word/2010/wordprocessingShape">
-                  <wps:wsp>
-                    <wps:cNvSpPr txBox="1"/>
-                    <wps:spPr>
-                      <a:xfrm>
-                        <a:off x="0" y="0"/>
-                        <a:ext cx="4514850" cy="372110"/>
-                      </a:xfrm>
-                      <a:prstGeom prst="rect">
-                        <a:avLst/>
-                      </a:prstGeom>
-                      <a:noFill/>
-                      <a:ln>
-                        <a:noFill/>
-                      </a:ln>
-                    </wps:spPr>
-                    <wps:style>
-                      <a:lnRef idx="0">
-                        <a:scrgbClr r="0" g="0" b="0"/>
-                      </a:lnRef>
-                      <a:fillRef idx="0">
-                        <a:scrgbClr r="0" g="0" b="0"/>
-                      </a:fillRef>
-                      <a:effectRef idx="0">
-                        <a:scrgbClr r="0" g="0" b="0"/>
-                      </a:effectRef>
-                      <a:fontRef idx="minor">
-                        <a:schemeClr val="dk1"/>
-                      </a:fontRef>
-                    </wps:style>
-                    <wps:txbx>
-                      <w:txbxContent>
-                        <w:p>
-                          <w:pPr>
-                            <w:rPr>
-                              <w:b/>
-                              <w:bCs/>
-                              <w:sz w:val="24"/>
-                              <w:szCs w:val="24"/>
-                              <w:lang w:val="es-ES"/>
-                            </w:rPr>
-                          </w:pPr>
-                          <w:r>
-                            <w:rPr>
-                              <w:b/>
-                              <w:bCs/>
-                              <w:sz w:val="24"/>
-                              <w:szCs w:val="24"/>
-                              <w:lang w:val="es-ES"/>
-                            </w:rPr>
-                            <w:t>SUBGERENCIA DE LICENCIAS COMERCIALES Y AUTORIZACIONES</w:t>
-                          </w:r>
-                        </w:p>
-                      </w:txbxContent>
-                    </wps:txbx>
-                    <wps:bodyPr rot="0" spcFirstLastPara="0" vertOverflow="overflow" horzOverflow="overflow" vert="horz" wrap="square" lIns="91440" tIns="45720" rIns="91440" bIns="45720" numCol="1" spcCol="0" rtlCol="0" fromWordArt="0" anchor="t" anchorCtr="0" forceAA="0" compatLnSpc="1">
-                      <a:prstTxWarp prst="textNoShape">
-                        <a:avLst/>
-                      </a:prstTxWarp>
-                      <a:noAutofit/>
-                    </wps:bodyPr>
-                  </wps:wsp>
-                </a:graphicData>
-              </a:graphic>
-              <wp14:sizeRelH relativeFrom="margin">
-                <wp14:pctWidth>0</wp14:pctWidth>
-              </wp14:sizeRelH>
-              <wp14:sizeRelV relativeFrom="margin">
-                <wp14:pctHeight>0</wp14:pctHeight>
-              </wp14:sizeRelV>
-            </wp:anchor>
-          </w:drawing>
-        </mc:Choice>
-        <mc:Fallback>
-          <w:pict>
-            <v:shapetype w14:anchorId="0CACB653" id="_x0000_t202" coordsize="21600,21600" o:spt="202" path="m,l,21600r21600,l21600,xe">
-              <v:stroke joinstyle="miter"/>
-              <v:path gradientshapeok="t" o:connecttype="rect"/>
-            </v:shapetype>
-            <v:shape id="Cuadro de texto 2" o:spid="_x0000_s1026" type="#_x0000_t202" style="position:absolute;margin-left:24.45pt;margin-top:36.1pt;width:355.5pt;height:29.3pt;z-index:251669504;visibility:visible;mso-wrap-style:square;mso-width-percent:0;mso-height-percent:0;mso-wrap-distance-left:9pt;mso-wrap-distance-top:0;mso-wrap-distance-right:9pt;mso-wrap-distance-bottom:0;mso-position-horizontal:absolute;mso-position-horizontal-relative:text;mso-position-vertical:absolute;mso-position-vertical-relative:text;mso-width-percent:0;mso-height-percent:0;mso-width-relative:margin;mso-height-relative:margin;v-text-anchor:top" o:gfxdata="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" filled="f" stroked="f">
-              <v:textbox>
-                <w:txbxContent>
-                  <w:p>
-                    <w:pPr>
-                      <w:rPr>
-                        <w:b/>
-                        <w:bCs/>
-                        <w:sz w:val="24"/>
-                        <w:szCs w:val="24"/>
-                        <w:lang w:val="es-ES"/>
-                      </w:rPr>
-                    </w:pPr>
-                    <w:r>
-                      <w:rPr>
-                        <w:b/>
-                        <w:bCs/>
-                        <w:sz w:val="24"/>
-                        <w:szCs w:val="24"/>
-                        <w:lang w:val="es-ES"/>
-                      </w:rPr>
-                      <w:t>SUBGERENCIA DE LICENCIAS COMERCIALES Y AUTORIZACIONES</w:t>
-                    </w:r>
-                  </w:p>
-                </w:txbxContent>
-              </v:textbox>
-            </v:shape>
-          </w:pict>
-        </mc:Fallback>
-      </mc:AlternateContent>
-    </w:r>
-  </w:p>
-</w:hdr>
-</file>
-
-<file path=word/header3.xml><?xml version="1.0" encoding="utf-8"?>
-<w:hdr xmlns:wpc="http://schemas.microsoft.com/office/word/2010/wordprocessingCanvas" xmlns:cx="http://schemas.microsoft.com/office/drawing/2014/chartex" xmlns:cx1="http://schemas.microsoft.com/office/drawing/2015/9/8/chartex" xmlns:cx2="http://schemas.microsoft.com/office/drawing/2015/10/21/chartex" xmlns:cx3="http://schemas.microsoft.com/office/drawing/2016/5/9/chartex" xmlns:cx4="http://schemas.microsoft.com/office/drawing/2016/5/10/chartex" xmlns:cx5="http://schemas.microsoft.com/office/drawing/2016/5/11/chartex" xmlns:cx6="http://schemas.microsoft.com/office/drawing/2016/5/12/chartex" xmlns:cx7="http://schemas.microsoft.com/office/drawing/2016/5/13/chartex" xmlns:cx8="http://schemas.microsoft.com/office/drawing/2016/5/14/chartex" xmlns:mc="http://schemas.openxmlformats.org/markup-compatibility/2006" xmlns:aink="http://schemas.microsoft.com/office/drawing/2016/ink" xmlns:am3d="http://schemas.microsoft.com/office/drawing/2017/model3d" xmlns:o="urn:schemas-microsoft-com:office:office" xmlns:r="http://schemas.openxmlformats.org/officeDocument/2006/relationships" xmlns:m="http://schemas.openxmlformats.org/officeDocument/2006/math" xmlns:v="urn:schemas-microsoft-com:vml" xmlns:wp14="http://schemas.microsoft.com/office/word/2010/wordprocessingDrawing" xmlns:wp="http://schemas.openxmlformats.org/drawingml/2006/wordprocessingDrawing" xmlns:w10="urn:schemas-microsoft-com:office:word" xmlns:w="http://schemas.openxmlformats.org/wordprocessingml/2006/main" xmlns:w14="http://schemas.microsoft.com/office/word/2010/wordml" xmlns:w15="http://schemas.microsoft.com/office/word/2012/wordml" xmlns:w16cex="http://schemas.microsoft.com/office/word/2018/wordml/cex" xmlns:w16cid="http://schemas.microsoft.com/office/word/2016/wordml/cid" xmlns:w16="http://schemas.microsoft.com/office/word/2018/wordml" xmlns:w16sdtdh="http://schemas.microsoft.com/office/word/2020/wordml/sdtdatahash" xmlns:w16se="http://schemas.microsoft.com/office/word/2015/wordml/symex" xmlns:wpg="http://schemas.microsoft.com/office/word/2010/wordprocessingGroup" xmlns:wpi="http://schemas.microsoft.com/office/word/2010/wordprocessingInk" xmlns:wne="http://schemas.microsoft.com/office/word/2006/wordml" xmlns:wps="http://schemas.microsoft.com/office/word/2010/wordprocessingShape" mc:Ignorable="w14 w15 w16se w16cid w16 w16cex w16sdtdh wp14">
-  <w:p>
-    <w:pPr>
-      <w:pStyle w:val="Encabezado"/>
-    </w:pPr>
-    <w:r>
-      <w:rPr>
-        <w:noProof/>
-      </w:rPr>
-      <w:pict w14:anchorId="3FC39FA4">
-        <v:shapetype id="_x0000_t75" coordsize="21600,21600" o:spt="75" o:preferrelative="t" path="m@4@5l@4@11@9@11@9@5xe" filled="f" stroked="f">
-          <v:stroke joinstyle="miter"/>
-          <v:formulas>
-            <v:f eqn="if lineDrawn pixelLineWidth 0"/>
-            <v:f eqn="sum @0 1 0"/>
-            <v:f eqn="sum 0 0 @1"/>
-            <v:f eqn="prod @2 1 2"/>
-            <v:f eqn="prod @3 21600 pixelWidth"/>
-            <v:f eqn="prod @3 21600 pixelHeight"/>
-            <v:f eqn="sum @0 0 1"/>
-            <v:f eqn="prod @6 1 2"/>
-            <v:f eqn="prod @7 21600 pixelWidth"/>
-            <v:f eqn="sum @8 21600 0"/>
-            <v:f eqn="prod @7 21600 pixelHeight"/>
-            <v:f eqn="sum @10 21600 0"/>
-          </v:formulas>
-          <v:path o:extrusionok="f" gradientshapeok="t" o:connecttype="rect"/>
-          <o:lock v:ext="edit" aspectratio="t"/>
-        </v:shapetype>
-        <v:shape id="_x0000_s2052" type="#_x0000_t75" style="position:absolute;margin-left:0;margin-top:0;width:765.5pt;height:718.75pt;z-index:-251653120;mso-position-horizontal:center;mso-position-horizontal-relative:margin;mso-position-vertical:center;mso-position-vertical-relative:margin" o:allowincell="f">
-          <v:imagedata r:id="rId1" o:title="Escudo_de_Pachacamac" gain="19661f" blacklevel="22938f"/>
-          <w10:wrap anchorx="margin" anchory="margin"/>
-        </v:shape>
-      </w:pict>
-    </w:r>
-  </w:p>
-</w:hdr>
-</file>
-
-<file path=word/header4.xml><?xml version="1.0" encoding="utf-8"?>
 <w:hdr xmlns:wpc="http://schemas.microsoft.com/office/word/2010/wordprocessingCanvas" xmlns:cx="http://schemas.microsoft.com/office/drawing/2014/chartex" xmlns:cx1="http://schemas.microsoft.com/office/drawing/2015/9/8/chartex" xmlns:cx2="http://schemas.microsoft.com/office/drawing/2015/10/21/chartex" xmlns:cx3="http://schemas.microsoft.com/office/drawing/2016/5/9/chartex" xmlns:cx4="http://schemas.microsoft.com/office/drawing/2016/5/10/chartex" xmlns:cx5="http://schemas.microsoft.com/office/drawing/2016/5/11/chartex" xmlns:cx6="http://schemas.microsoft.com/office/drawing/2016/5/12/chartex" xmlns:cx7="http://schemas.microsoft.com/office/drawing/2016/5/13/chartex" xmlns:cx8="http://schemas.microsoft.com/office/drawing/2016/5/14/chartex" xmlns:mc="http://schemas.openxmlformats.org/markup-compatibility/2006" xmlns:aink="http://schemas.microsoft.com/office/drawing/2016/ink" xmlns:am3d="http://schemas.microsoft.com/office/drawing/2017/model3d" xmlns:o="urn:schemas-microsoft-com:office:office" xmlns:r="http://schemas.openxmlformats.org/officeDocument/2006/relationships" xmlns:m="http://schemas.openxmlformats.org/officeDocument/2006/math" xmlns:v="urn:schemas-microsoft-com:vml" xmlns:wp14="http://schemas.microsoft.com/office/word/2010/wordprocessingDrawing" xmlns:wp="http://schemas.openxmlformats.org/drawingml/2006/wordprocessingDrawing" xmlns:w10="urn:schemas-microsoft-com:office:word" xmlns:w="http://schemas.openxmlformats.org/wordprocessingml/2006/main" xmlns:w14="http://schemas.microsoft.com/office/word/2010/wordml" xmlns:w15="http://schemas.microsoft.com/office/word/2012/wordml" xmlns:w16cex="http://schemas.microsoft.com/office/word/2018/wordml/cex" xmlns:w16cid="http://schemas.microsoft.com/office/word/2016/wordml/cid" xmlns:w16="http://schemas.microsoft.com/office/word/2018/wordml" xmlns:w16sdtdh="http://schemas.microsoft.com/office/word/2020/wordml/sdtdatahash" xmlns:w16se="http://schemas.microsoft.com/office/word/2015/wordml/symex" xmlns:wpg="http://schemas.microsoft.com/office/word/2010/wordprocessingGroup" xmlns:wpi="http://schemas.microsoft.com/office/word/2010/wordprocessingInk" xmlns:wne="http://schemas.microsoft.com/office/word/2006/wordml" xmlns:wps="http://schemas.microsoft.com/office/word/2010/wordprocessingShape" mc:Ignorable="w14 w15 w16se w16cid w16 w16cex w16sdtdh wp14">
   <w:p>
     <w:pPr>
@@ -2086,7 +1401,7 @@
 </w:hdr>
 </file>
 
-<file path=word/header5.xml><?xml version="1.0" encoding="utf-8"?>
+<file path=word/header2.xml><?xml version="1.0" encoding="utf-8"?>
 <w:hdr xmlns:wpc="http://schemas.microsoft.com/office/word/2010/wordprocessingCanvas" xmlns:cx="http://schemas.microsoft.com/office/drawing/2014/chartex" xmlns:cx1="http://schemas.microsoft.com/office/drawing/2015/9/8/chartex" xmlns:cx2="http://schemas.microsoft.com/office/drawing/2015/10/21/chartex" xmlns:cx3="http://schemas.microsoft.com/office/drawing/2016/5/9/chartex" xmlns:cx4="http://schemas.microsoft.com/office/drawing/2016/5/10/chartex" xmlns:cx5="http://schemas.microsoft.com/office/drawing/2016/5/11/chartex" xmlns:cx6="http://schemas.microsoft.com/office/drawing/2016/5/12/chartex" xmlns:cx7="http://schemas.microsoft.com/office/drawing/2016/5/13/chartex" xmlns:cx8="http://schemas.microsoft.com/office/drawing/2016/5/14/chartex" xmlns:mc="http://schemas.openxmlformats.org/markup-compatibility/2006" xmlns:aink="http://schemas.microsoft.com/office/drawing/2016/ink" xmlns:am3d="http://schemas.microsoft.com/office/drawing/2017/model3d" xmlns:o="urn:schemas-microsoft-com:office:office" xmlns:r="http://schemas.openxmlformats.org/officeDocument/2006/relationships" xmlns:m="http://schemas.openxmlformats.org/officeDocument/2006/math" xmlns:v="urn:schemas-microsoft-com:vml" xmlns:wp14="http://schemas.microsoft.com/office/word/2010/wordprocessingDrawing" xmlns:wp="http://schemas.openxmlformats.org/drawingml/2006/wordprocessingDrawing" xmlns:w10="urn:schemas-microsoft-com:office:word" xmlns:w="http://schemas.openxmlformats.org/wordprocessingml/2006/main" xmlns:w14="http://schemas.microsoft.com/office/word/2010/wordml" xmlns:w15="http://schemas.microsoft.com/office/word/2012/wordml" xmlns:w16cex="http://schemas.microsoft.com/office/word/2018/wordml/cex" xmlns:w16cid="http://schemas.microsoft.com/office/word/2016/wordml/cid" xmlns:w16="http://schemas.microsoft.com/office/word/2018/wordml" xmlns:w16sdtdh="http://schemas.microsoft.com/office/word/2020/wordml/sdtdatahash" xmlns:w16se="http://schemas.microsoft.com/office/word/2015/wordml/symex" xmlns:wpg="http://schemas.microsoft.com/office/word/2010/wordprocessingGroup" xmlns:wpi="http://schemas.microsoft.com/office/word/2010/wordprocessingInk" xmlns:wne="http://schemas.microsoft.com/office/word/2006/wordml" xmlns:wps="http://schemas.microsoft.com/office/word/2010/wordprocessingShape" mc:Ignorable="w14 w15 w16se w16cid w16 w16cex w16sdtdh wp14">
   <w:p>
     <w:pPr>
@@ -2099,7 +1414,7 @@
 </w:hdr>
 </file>
 
-<file path=word/header6.xml><?xml version="1.0" encoding="utf-8"?>
+<file path=word/header3.xml><?xml version="1.0" encoding="utf-8"?>
 <w:hdr xmlns:wpc="http://schemas.microsoft.com/office/word/2010/wordprocessingCanvas" xmlns:cx="http://schemas.microsoft.com/office/drawing/2014/chartex" xmlns:cx1="http://schemas.microsoft.com/office/drawing/2015/9/8/chartex" xmlns:cx2="http://schemas.microsoft.com/office/drawing/2015/10/21/chartex" xmlns:cx3="http://schemas.microsoft.com/office/drawing/2016/5/9/chartex" xmlns:cx4="http://schemas.microsoft.com/office/drawing/2016/5/10/chartex" xmlns:cx5="http://schemas.microsoft.com/office/drawing/2016/5/11/chartex" xmlns:cx6="http://schemas.microsoft.com/office/drawing/2016/5/12/chartex" xmlns:cx7="http://schemas.microsoft.com/office/drawing/2016/5/13/chartex" xmlns:cx8="http://schemas.microsoft.com/office/drawing/2016/5/14/chartex" xmlns:mc="http://schemas.openxmlformats.org/markup-compatibility/2006" xmlns:aink="http://schemas.microsoft.com/office/drawing/2016/ink" xmlns:am3d="http://schemas.microsoft.com/office/drawing/2017/model3d" xmlns:o="urn:schemas-microsoft-com:office:office" xmlns:r="http://schemas.openxmlformats.org/officeDocument/2006/relationships" xmlns:m="http://schemas.openxmlformats.org/officeDocument/2006/math" xmlns:v="urn:schemas-microsoft-com:vml" xmlns:wp14="http://schemas.microsoft.com/office/word/2010/wordprocessingDrawing" xmlns:wp="http://schemas.openxmlformats.org/drawingml/2006/wordprocessingDrawing" xmlns:w10="urn:schemas-microsoft-com:office:word" xmlns:w="http://schemas.openxmlformats.org/wordprocessingml/2006/main" xmlns:w14="http://schemas.microsoft.com/office/word/2010/wordml" xmlns:w15="http://schemas.microsoft.com/office/word/2012/wordml" xmlns:w16cex="http://schemas.microsoft.com/office/word/2018/wordml/cex" xmlns:w16cid="http://schemas.microsoft.com/office/word/2016/wordml/cid" xmlns:w16="http://schemas.microsoft.com/office/word/2018/wordml" xmlns:w16sdtdh="http://schemas.microsoft.com/office/word/2020/wordml/sdtdatahash" xmlns:w16se="http://schemas.microsoft.com/office/word/2015/wordml/symex" xmlns:wpg="http://schemas.microsoft.com/office/word/2010/wordprocessingGroup" xmlns:wpi="http://schemas.microsoft.com/office/word/2010/wordprocessingInk" xmlns:wne="http://schemas.microsoft.com/office/word/2006/wordml" xmlns:wps="http://schemas.microsoft.com/office/word/2010/wordprocessingShape" mc:Ignorable="w14 w15 w16se w16cid w16 w16cex w16sdtdh wp14">
   <w:p>
     <w:pPr>
@@ -2788,7 +2103,7 @@
   <w:docParts>
     <w:docPart>
       <w:docPartPr>
-        <w:name w:val="E5025776E5BA4289ADF3E4616039062C"/>
+        <w:name w:val="76F81D29744C4E6C90316EABE443D1B6"/>
         <w:category>
           <w:name w:val="General"/>
           <w:gallery w:val="placeholder"/>
@@ -2799,12 +2114,12 @@
         <w:behaviors>
           <w:behavior w:val="content"/>
         </w:behaviors>
-        <w:guid w:val="{D9D31A1D-0CF2-4D57-8B1C-AD47053BE956}"/>
+        <w:guid w:val="{14DEAF24-E5D5-4600-85E7-D384EC762A38}"/>
       </w:docPartPr>
       <w:docPartBody>
         <w:p>
           <w:pPr>
-            <w:pStyle w:val="E5025776E5BA4289ADF3E4616039062C"/>
+            <w:pStyle w:val="76F81D29744C4E6C90316EABE443D1B6"/>
           </w:pPr>
           <w:r>
             <w:rPr>
@@ -2908,8 +2223,10 @@
     <w:rsid w:val="00517E2B"/>
     <w:rsid w:val="00520E0D"/>
     <w:rsid w:val="00596EE0"/>
+    <w:rsid w:val="005C42FD"/>
     <w:rsid w:val="007D460A"/>
     <w:rsid w:val="0090163D"/>
+    <w:rsid w:val="009038E2"/>
     <w:rsid w:val="009206FF"/>
     <w:rsid w:val="00981D44"/>
     <w:rsid w:val="00C77556"/>
@@ -3374,7 +2691,7 @@
     <w:basedOn w:val="Fuentedeprrafopredeter"/>
     <w:uiPriority w:val="99"/>
     <w:semiHidden/>
-    <w:rsid w:val="00981D44"/>
+    <w:rsid w:val="009038E2"/>
     <w:rPr>
       <w:color w:val="808080"/>
     </w:rPr>
@@ -3382,6 +2699,30 @@
   <w:style w:type="paragraph" w:customStyle="1" w:styleId="E5025776E5BA4289ADF3E4616039062C">
     <w:name w:val="E5025776E5BA4289ADF3E4616039062C"/>
     <w:rsid w:val="00D40337"/>
+  </w:style>
+  <w:style w:type="paragraph" w:customStyle="1" w:styleId="4BAD534BB3F546A2AA6E276EF5C9960B">
+    <w:name w:val="4BAD534BB3F546A2AA6E276EF5C9960B"/>
+    <w:rsid w:val="009038E2"/>
+    <w:rPr>
+      <w:kern w:val="0"/>
+      <w14:ligatures w14:val="none"/>
+    </w:rPr>
+  </w:style>
+  <w:style w:type="paragraph" w:customStyle="1" w:styleId="CDC9D7A465724815B40076A71B504165">
+    <w:name w:val="CDC9D7A465724815B40076A71B504165"/>
+    <w:rsid w:val="009038E2"/>
+    <w:rPr>
+      <w:kern w:val="0"/>
+      <w14:ligatures w14:val="none"/>
+    </w:rPr>
+  </w:style>
+  <w:style w:type="paragraph" w:customStyle="1" w:styleId="76F81D29744C4E6C90316EABE443D1B6">
+    <w:name w:val="76F81D29744C4E6C90316EABE443D1B6"/>
+    <w:rsid w:val="009038E2"/>
+    <w:rPr>
+      <w:kern w:val="0"/>
+      <w14:ligatures w14:val="none"/>
+    </w:rPr>
   </w:style>
 </w:styles>
 </file>
